--- a/az/stories/the-road-to-the-cotton-field.docx
+++ b/az/stories/the-road-to-the-cotton-field.docx
@@ -39,7 +39,15 @@
         <w:ind w:firstLine="425"/>
       </w:pPr>
       <w:r>
-        <w:t>Müəllimimiz bizə qısa zamanda yazıb-oxumağı öyrətdi. Günlər keçdi, artıq rahat yazıb-oxuyurduq. Bir gün Aydın müəllim bizə çoxlu məktub gətirdi. Bu məktubların həkimlərdən, mühəndislərdən, alimlərdən və müxtəlif peşə sahiblərindən gəldiyini söylədi. Onun dediyinə görə, o adamlar bizim məktub dostlarımız olacaqdı. İllər boyu heç tanımadığımız o insanlar bizə məktublar yazdı. Məktublarında peşələrindən, həyatın mənasından, elmin və təhsilin vacibliyindən danışdılar. O məktubları alana qədər elm öyrənmək, pambıqçılıqdan başqa bir peşəyə sahib olmaq haqqında xəyal belə qurmamışdıq. Çünki düşünürdük ki, qarşımızda hər zaman yalnız bircə yol — pambıq tarlasına aparan yol var.</w:t>
+        <w:t>Müəllimimiz bizə qısa zamanda yazıb-oxumağı öyrətdi. Günlər keçdi, artıq rahat yazıb-oxuyurduq. Bir gün Aydın müəllim bizə çoxlu məktub gətirdi. Bu məktubların həkimlərdən, mühəndislərdən, alimlərdən və müxtəlif peşə sahiblərindən gəldiyini söylədi. Onun dediyinə görə, o adamlar bizim məktub dostlarımız olacaqdı. İllər boyu heç tanımadığımız o insanlar bizə məktublar yazdı. Məktublarında peşələrindən, həyatın mənasından, elmin və təhsilin vacibliyindən danışdılar. O məktubları alana qədər elm öyrənmək, pambıqçılıqdan başqa bir peşəyə sahib olmaq haqqında xəyal belə qurmamışdıq.</w:t>
+      </w:r>
+    </w:p>
+    <w:p>
+      <w:pPr>
+        <w:ind w:firstLine="425"/>
+      </w:pPr>
+      <w:r>
+        <w:t>Çünki düşünürdük ki, qarşımızda hər zaman yalnız bircə yol — pambıq tarlasına aparan yol var.</w:t>
       </w:r>
     </w:p>
     <w:p>
@@ -76,16 +84,11 @@
     </w:p>
     <w:p>
       <w:pPr>
-        <w:ind w:firstLine="425"/>
+        <w:spacing w:after="40"/>
       </w:pPr>
       <w:r>
         <w:t>Hamımız şokda idik. Demə, illər boyu taleyimizi dəyişən məktubları yazan bizim doğmaca Aydın müəllimimiz imiş.</w:t>
       </w:r>
-    </w:p>
-    <w:p>
-      <w:pPr>
-        <w:spacing w:after="40"/>
-      </w:pPr>
     </w:p>
     <w:p>
       <w:pPr>
@@ -100,302 +103,12 @@
         <w:ind w:left="227" w:right="113"/>
       </w:pPr>
       <w:r>
-        <w:rPr>
-          <w:i/>
-          <w:color w:val="333333"/>
-        </w:rPr>
-        <w:t xml:space="preserve">Bir müəllim </w:t>
-      </w:r>
-      <w:proofErr w:type="spellStart"/>
-      <w:r>
-        <w:rPr>
-          <w:i/>
-          <w:color w:val="333333"/>
-        </w:rPr>
-        <w:t>uşaqlara</w:t>
-      </w:r>
-      <w:proofErr w:type="spellEnd"/>
-      <w:r>
-        <w:rPr>
-          <w:i/>
-          <w:color w:val="333333"/>
-        </w:rPr>
-        <w:t xml:space="preserve"> </w:t>
-      </w:r>
-      <w:proofErr w:type="spellStart"/>
-      <w:r>
-        <w:rPr>
-          <w:i/>
-          <w:color w:val="333333"/>
-        </w:rPr>
-        <w:t>yalnız</w:t>
-      </w:r>
-      <w:proofErr w:type="spellEnd"/>
-      <w:r>
-        <w:rPr>
-          <w:i/>
-          <w:color w:val="333333"/>
-        </w:rPr>
-        <w:t xml:space="preserve"> </w:t>
-      </w:r>
-      <w:proofErr w:type="spellStart"/>
-      <w:r>
-        <w:rPr>
-          <w:i/>
-          <w:color w:val="333333"/>
-        </w:rPr>
-        <w:t>yol</w:t>
-      </w:r>
-      <w:proofErr w:type="spellEnd"/>
-      <w:r>
-        <w:rPr>
-          <w:i/>
-          <w:color w:val="333333"/>
-        </w:rPr>
-        <w:t xml:space="preserve"> </w:t>
-      </w:r>
-      <w:proofErr w:type="spellStart"/>
-      <w:r>
-        <w:rPr>
-          <w:i/>
-          <w:color w:val="333333"/>
-        </w:rPr>
-        <w:t>göstərmədi</w:t>
-      </w:r>
-      <w:proofErr w:type="spellEnd"/>
-      <w:r>
-        <w:rPr>
-          <w:i/>
-          <w:color w:val="333333"/>
-        </w:rPr>
-        <w:t xml:space="preserve">, </w:t>
-      </w:r>
-      <w:proofErr w:type="spellStart"/>
-      <w:r>
-        <w:rPr>
-          <w:i/>
-          <w:color w:val="333333"/>
-        </w:rPr>
-        <w:t>onların</w:t>
-      </w:r>
-      <w:proofErr w:type="spellEnd"/>
-      <w:r>
-        <w:rPr>
-          <w:i/>
-          <w:color w:val="333333"/>
-        </w:rPr>
-        <w:t xml:space="preserve"> </w:t>
-      </w:r>
-      <w:proofErr w:type="spellStart"/>
-      <w:r>
-        <w:rPr>
-          <w:i/>
-          <w:color w:val="333333"/>
-        </w:rPr>
-        <w:t>qarşısında</w:t>
-      </w:r>
-      <w:proofErr w:type="spellEnd"/>
-      <w:r>
-        <w:rPr>
-          <w:i/>
-          <w:color w:val="333333"/>
-        </w:rPr>
-        <w:t xml:space="preserve"> yeni </w:t>
-      </w:r>
-      <w:proofErr w:type="spellStart"/>
-      <w:r>
-        <w:rPr>
-          <w:i/>
-          <w:color w:val="333333"/>
-        </w:rPr>
-        <w:t>yollar</w:t>
-      </w:r>
-      <w:proofErr w:type="spellEnd"/>
-      <w:r>
-        <w:rPr>
-          <w:i/>
-          <w:color w:val="333333"/>
-        </w:rPr>
-        <w:t xml:space="preserve"> </w:t>
-      </w:r>
-      <w:proofErr w:type="spellStart"/>
-      <w:r>
-        <w:rPr>
-          <w:i/>
-          <w:color w:val="333333"/>
-        </w:rPr>
-        <w:t>yaratdı</w:t>
-      </w:r>
-      <w:proofErr w:type="spellEnd"/>
-      <w:r>
-        <w:rPr>
-          <w:i/>
-          <w:color w:val="333333"/>
-        </w:rPr>
-        <w:t xml:space="preserve">. </w:t>
-      </w:r>
-      <w:proofErr w:type="spellStart"/>
-      <w:r>
-        <w:rPr>
-          <w:i/>
-          <w:color w:val="333333"/>
-        </w:rPr>
-        <w:t>Xəyal</w:t>
-      </w:r>
-      <w:proofErr w:type="spellEnd"/>
-      <w:r>
-        <w:rPr>
-          <w:i/>
-          <w:color w:val="333333"/>
-        </w:rPr>
-        <w:t xml:space="preserve"> </w:t>
-      </w:r>
-      <w:proofErr w:type="spellStart"/>
-      <w:r>
-        <w:rPr>
-          <w:i/>
-          <w:color w:val="333333"/>
-        </w:rPr>
-        <w:t>qurmağı</w:t>
-      </w:r>
-      <w:proofErr w:type="spellEnd"/>
-      <w:r>
-        <w:rPr>
-          <w:i/>
-          <w:color w:val="333333"/>
-        </w:rPr>
-        <w:t xml:space="preserve"> </w:t>
-      </w:r>
-      <w:proofErr w:type="spellStart"/>
-      <w:r>
-        <w:rPr>
-          <w:i/>
-          <w:color w:val="333333"/>
-        </w:rPr>
-        <w:t>bacaran</w:t>
-      </w:r>
-      <w:proofErr w:type="spellEnd"/>
-      <w:r>
-        <w:rPr>
-          <w:i/>
-          <w:color w:val="333333"/>
-        </w:rPr>
-        <w:t xml:space="preserve"> </w:t>
-      </w:r>
-      <w:proofErr w:type="spellStart"/>
-      <w:r>
-        <w:rPr>
-          <w:i/>
-          <w:color w:val="333333"/>
-        </w:rPr>
-        <w:t>insan</w:t>
-      </w:r>
-      <w:proofErr w:type="spellEnd"/>
-      <w:r>
-        <w:rPr>
-          <w:i/>
-          <w:color w:val="333333"/>
-        </w:rPr>
-        <w:t xml:space="preserve"> üçün </w:t>
-      </w:r>
-      <w:proofErr w:type="spellStart"/>
-      <w:r>
-        <w:rPr>
-          <w:i/>
-          <w:color w:val="333333"/>
-        </w:rPr>
-        <w:t>dünya</w:t>
-      </w:r>
-      <w:proofErr w:type="spellEnd"/>
-      <w:r>
-        <w:rPr>
-          <w:i/>
-          <w:color w:val="333333"/>
-        </w:rPr>
-        <w:t xml:space="preserve"> </w:t>
-      </w:r>
-      <w:proofErr w:type="spellStart"/>
-      <w:r>
-        <w:rPr>
-          <w:i/>
-          <w:color w:val="333333"/>
-        </w:rPr>
-        <w:t>artıq</w:t>
-      </w:r>
-      <w:proofErr w:type="spellEnd"/>
-      <w:r>
-        <w:rPr>
-          <w:i/>
-          <w:color w:val="333333"/>
-        </w:rPr>
-        <w:t xml:space="preserve"> </w:t>
-      </w:r>
-      <w:proofErr w:type="spellStart"/>
-      <w:r>
-        <w:rPr>
-          <w:i/>
-          <w:color w:val="333333"/>
-        </w:rPr>
-        <w:t>bircə</w:t>
-      </w:r>
-      <w:proofErr w:type="spellEnd"/>
-      <w:r>
-        <w:rPr>
-          <w:i/>
-          <w:color w:val="333333"/>
-        </w:rPr>
-        <w:t xml:space="preserve"> </w:t>
-      </w:r>
-      <w:proofErr w:type="spellStart"/>
-      <w:r>
-        <w:rPr>
-          <w:i/>
-          <w:color w:val="333333"/>
-        </w:rPr>
-        <w:t>yoldan</w:t>
-      </w:r>
-      <w:proofErr w:type="spellEnd"/>
-      <w:r>
-        <w:rPr>
-          <w:i/>
-          <w:color w:val="333333"/>
-        </w:rPr>
-        <w:t xml:space="preserve"> </w:t>
-      </w:r>
-      <w:proofErr w:type="spellStart"/>
-      <w:r>
-        <w:rPr>
-          <w:i/>
-          <w:color w:val="333333"/>
-        </w:rPr>
-        <w:t>ibarət</w:t>
-      </w:r>
-      <w:proofErr w:type="spellEnd"/>
-      <w:r>
-        <w:rPr>
-          <w:i/>
-          <w:color w:val="333333"/>
-        </w:rPr>
-        <w:t xml:space="preserve"> </w:t>
-      </w:r>
-      <w:proofErr w:type="spellStart"/>
-      <w:r>
-        <w:rPr>
-          <w:i/>
-          <w:color w:val="333333"/>
-        </w:rPr>
-        <w:t>olmur</w:t>
-      </w:r>
-      <w:proofErr w:type="spellEnd"/>
-      <w:r>
-        <w:rPr>
-          <w:i/>
-          <w:color w:val="333333"/>
-        </w:rPr>
-        <w:t>.</w:t>
+        <w:t>Bir müəllim uşaqlara yalnız yol göstərmədi, onların qarşısında yeni yollar yaratdı. Xəyal qurmağı bacaran insan üçün dünya artıq bircə yoldan ibarət olmur.</w:t>
       </w:r>
     </w:p>
-    <w:p/>
+    <w:p>
+      <w:r/>
+    </w:p>
     <w:sectPr>
       <w:pgSz w:w="12240" w:h="15840"/>
       <w:pgMar w:top="1417" w:right="1417" w:bottom="1417" w:left="1417" w:header="720" w:footer="720" w:gutter="0"/>
